--- a/proposal/proposal-final.docx
+++ b/proposal/proposal-final.docx
@@ -84,7 +84,7 @@
         </w:numPr>
       </w:pPr>
       <w:r>
-        <w:t xml:space="preserve">Posisi Solusi: explainable procurement-risk screening system untuk membantu prioritisasi audit pengadaan publik</w:t>
+        <w:t xml:space="preserve">Posisi Solusi: sistem triase risiko pengadaan yang dapat dijelaskan untuk membantu prioritisasi audit pengadaan publik</w:t>
       </w:r>
     </w:p>
     <w:p>
@@ -101,14 +101,439 @@
     </w:p>
     <w:p>
       <w:r>
-        <w:t xml:space="preserve">LPSE-X adalah sistem prediktif offline untuk membantu menyaring paket pengadaan yang layak diperiksa lebih dulu. Sistem ini dibangun dengan model XGBoost tabular, dilengkapi SHAP untuk explainability, dan menghasilkan penjelasan Bahasa Indonesia agar hasil prediksi dapat dibaca manusia. Seluruh pipeline dirancang patuh terhadap constraint Track C: explainability wajib, human-readable explanation, anti-black-box, validasi anti-leakage, dan offline total.</w:t>
-      </w:r>
-    </w:p>
-    <w:p>
-      <w:r>
-        <w:t xml:space="preserve">Secara ilmiah, proposal ini mengambil posisi yang konservatif dan defensible. Metrik utama memang tinggi pada benchmark saat ini, tetapi tetap dilaporkan sebagai performa terhadap heuristic risk labels, bukan sebagai bukti final keberhasilan mendeteksi kasus korupsi yang sudah terverifikasi untuk seluruh dataset. Karena itu, kekuatan utama LPSE-X pada Tahap 2 adalah kombinasi antara kepatuhan teknis, kualitas presentasi, dan kejujuran evaluasi.</w:t>
-      </w:r>
-    </w:p>
+        <w:t xml:space="preserve">LPSE-X membantu reviewer pengadaan memusatkan perhatian pada paket yang paling layak diperiksa lebih dulu. Dalam konteks audit dengan waktu terbatas dan volume data besar, nilai utama sistem ini bukan sekadar menghasilkan skor, tetapi mengubah ribuan baris data pengadaan menjadi shortlist prioritas yang dapat dijelaskan, ditelusuri, dan dijalankan sepenuhnya di lingkungan lokal.</w:t>
+      </w:r>
+    </w:p>
+    <w:p>
+      <w:r>
+        <w:t xml:space="preserve">Secara teknis, LPSE-X dibangun dengan model XGBoost tabular, SHAP untuk penjelasan faktor pendorong prediksi, serta narasi Bahasa Indonesia agar hasilnya mudah dibaca manusia. Pipeline disusun dengan pemisahan train_data dan test_data sebelum rekayasa fitur, sehingga proposal ini tidak hanya kuat dari sisi performa, tetapi juga defensible terhadap pertanyaan juri tentang kebocoran data, transparansi, dan kepatuhan Track C.</w:t>
+      </w:r>
+    </w:p>
+    <w:p>
+      <w:r>
+        <w:t xml:space="preserve">Secara ilmiah, proposal ini mengambil posisi yang tegas tetapi jujur: LPSE-X adalah alat triase risiko pengadaan, bukan mesin keputusan hukum. Kinerja yang tinggi pada benchmark saat ini harus dibaca sebagai bukti bahwa sistem mampu mereplikasi dan mengurutkan sinyal risiko heuristik secara leakage-safe, bukan sebagai klaim bahwa masalah fraud detection telah selesai sepenuhnya. Justru kombinasi antara kepatuhan teknis, relevansi operasional, dan kejujuran evaluasi inilah yang menjadi kekuatan utama LPSE-X pada tahap seleksi.</w:t>
+      </w:r>
+    </w:p>
+    <w:p>
+      <w:pPr>
+        <w:pStyle w:val="Heading2"/>
+      </w:pPr>
+      <w:r>
+        <w:rPr>
+          <w:b/>
+          <w:bCs/>
+        </w:rPr>
+        <w:t xml:space="preserve">Ringkasan Bukti Utama</w:t>
+      </w:r>
+    </w:p>
+    <w:tbl>
+      <w:tblPr>
+        <w:tblW w:type="auto" w:w="100"/>
+        <w:tblBorders>
+          <w:top w:val="single" w:color="auto" w:sz="4"/>
+          <w:left w:val="single" w:color="auto" w:sz="4"/>
+          <w:bottom w:val="single" w:color="auto" w:sz="4"/>
+          <w:right w:val="single" w:color="auto" w:sz="4"/>
+          <w:insideH w:val="single" w:color="auto" w:sz="4"/>
+          <w:insideV w:val="single" w:color="auto" w:sz="4"/>
+        </w:tblBorders>
+      </w:tblPr>
+      <w:tblGrid>
+        <w:gridCol w:w="3000"/>
+        <w:gridCol w:w="3000"/>
+        <w:gridCol w:w="3000"/>
+      </w:tblGrid>
+      <w:tr>
+        <w:trPr>
+          <w:tblHeader/>
+        </w:trPr>
+        <w:tc>
+          <w:tcPr>
+            <w:tcW w:type="dxa" w:w="3000"/>
+            <w:tcBorders>
+              <w:top w:val="single" w:color="BFC7D5" w:sz="1"/>
+              <w:left w:val="single" w:color="BFC7D5" w:sz="1"/>
+              <w:bottom w:val="single" w:color="BFC7D5" w:sz="1"/>
+              <w:right w:val="single" w:color="BFC7D5" w:sz="1"/>
+            </w:tcBorders>
+          </w:tcPr>
+          <w:p>
+            <w:r>
+              <w:rPr>
+                <w:b/>
+                <w:bCs/>
+              </w:rPr>
+              <w:t xml:space="preserve">Dimensi</w:t>
+            </w:r>
+          </w:p>
+        </w:tc>
+        <w:tc>
+          <w:tcPr>
+            <w:tcW w:type="dxa" w:w="3000"/>
+            <w:tcBorders>
+              <w:top w:val="single" w:color="BFC7D5" w:sz="1"/>
+              <w:left w:val="single" w:color="BFC7D5" w:sz="1"/>
+              <w:bottom w:val="single" w:color="BFC7D5" w:sz="1"/>
+              <w:right w:val="single" w:color="BFC7D5" w:sz="1"/>
+            </w:tcBorders>
+          </w:tcPr>
+          <w:p>
+            <w:r>
+              <w:rPr>
+                <w:b/>
+                <w:bCs/>
+              </w:rPr>
+              <w:t xml:space="preserve">Bukti saat ini</w:t>
+            </w:r>
+          </w:p>
+        </w:tc>
+        <w:tc>
+          <w:tcPr>
+            <w:tcW w:type="dxa" w:w="3000"/>
+            <w:tcBorders>
+              <w:top w:val="single" w:color="BFC7D5" w:sz="1"/>
+              <w:left w:val="single" w:color="BFC7D5" w:sz="1"/>
+              <w:bottom w:val="single" w:color="BFC7D5" w:sz="1"/>
+              <w:right w:val="single" w:color="BFC7D5" w:sz="1"/>
+            </w:tcBorders>
+          </w:tcPr>
+          <w:p>
+            <w:r>
+              <w:rPr>
+                <w:b/>
+                <w:bCs/>
+              </w:rPr>
+              <w:t xml:space="preserve">Makna untuk juri</w:t>
+            </w:r>
+          </w:p>
+        </w:tc>
+      </w:tr>
+      <w:tr>
+        <w:trPr>
+          <w:tblHeader w:val="false"/>
+        </w:trPr>
+        <w:tc>
+          <w:tcPr>
+            <w:tcW w:type="dxa" w:w="3000"/>
+            <w:tcBorders>
+              <w:top w:val="single" w:color="BFC7D5" w:sz="1"/>
+              <w:left w:val="single" w:color="BFC7D5" w:sz="1"/>
+              <w:bottom w:val="single" w:color="BFC7D5" w:sz="1"/>
+              <w:right w:val="single" w:color="BFC7D5" w:sz="1"/>
+            </w:tcBorders>
+          </w:tcPr>
+          <w:p>
+            <w:r>
+              <w:rPr>
+                <w:b w:val="false"/>
+                <w:bCs w:val="false"/>
+              </w:rPr>
+              <w:t xml:space="preserve">Kinerja held-out</w:t>
+            </w:r>
+          </w:p>
+        </w:tc>
+        <w:tc>
+          <w:tcPr>
+            <w:tcW w:type="dxa" w:w="3000"/>
+            <w:tcBorders>
+              <w:top w:val="single" w:color="BFC7D5" w:sz="1"/>
+              <w:left w:val="single" w:color="BFC7D5" w:sz="1"/>
+              <w:bottom w:val="single" w:color="BFC7D5" w:sz="1"/>
+              <w:right w:val="single" w:color="BFC7D5" w:sz="1"/>
+            </w:tcBorders>
+          </w:tcPr>
+          <w:p>
+            <w:r>
+              <w:rPr>
+                <w:b w:val="false"/>
+                <w:bCs w:val="false"/>
+              </w:rPr>
+              <w:t xml:space="preserve">Accuracy 0,9899; Macro-F1 0,9830 pada models/metrics.json</w:t>
+            </w:r>
+          </w:p>
+        </w:tc>
+        <w:tc>
+          <w:tcPr>
+            <w:tcW w:type="dxa" w:w="3000"/>
+            <w:tcBorders>
+              <w:top w:val="single" w:color="BFC7D5" w:sz="1"/>
+              <w:left w:val="single" w:color="BFC7D5" w:sz="1"/>
+              <w:bottom w:val="single" w:color="BFC7D5" w:sz="1"/>
+              <w:right w:val="single" w:color="BFC7D5" w:sz="1"/>
+            </w:tcBorders>
+          </w:tcPr>
+          <w:p>
+            <w:r>
+              <w:rPr>
+                <w:b w:val="false"/>
+                <w:bCs w:val="false"/>
+              </w:rPr>
+              <w:t xml:space="preserve">Model sangat kuat terhadap label risiko heuristik yang digunakan</w:t>
+            </w:r>
+          </w:p>
+        </w:tc>
+      </w:tr>
+      <w:tr>
+        <w:trPr>
+          <w:tblHeader w:val="false"/>
+        </w:trPr>
+        <w:tc>
+          <w:tcPr>
+            <w:tcW w:type="dxa" w:w="3000"/>
+            <w:tcBorders>
+              <w:top w:val="single" w:color="BFC7D5" w:sz="1"/>
+              <w:left w:val="single" w:color="BFC7D5" w:sz="1"/>
+              <w:bottom w:val="single" w:color="BFC7D5" w:sz="1"/>
+              <w:right w:val="single" w:color="BFC7D5" w:sz="1"/>
+            </w:tcBorders>
+          </w:tcPr>
+          <w:p>
+            <w:r>
+              <w:rPr>
+                <w:b w:val="false"/>
+                <w:bCs w:val="false"/>
+              </w:rPr>
+              <w:t xml:space="preserve">Nilai operasional</w:t>
+            </w:r>
+          </w:p>
+        </w:tc>
+        <w:tc>
+          <w:tcPr>
+            <w:tcW w:type="dxa" w:w="3000"/>
+            <w:tcBorders>
+              <w:top w:val="single" w:color="BFC7D5" w:sz="1"/>
+              <w:left w:val="single" w:color="BFC7D5" w:sz="1"/>
+              <w:bottom w:val="single" w:color="BFC7D5" w:sz="1"/>
+              <w:right w:val="single" w:color="BFC7D5" w:sz="1"/>
+            </w:tcBorders>
+          </w:tcPr>
+          <w:p>
+            <w:r>
+              <w:rPr>
+                <w:b w:val="false"/>
+                <w:bCs w:val="false"/>
+              </w:rPr>
+              <w:t xml:space="preserve">Precision@100 1,00 pada models/operational_metrics.json</w:t>
+            </w:r>
+          </w:p>
+        </w:tc>
+        <w:tc>
+          <w:tcPr>
+            <w:tcW w:type="dxa" w:w="3000"/>
+            <w:tcBorders>
+              <w:top w:val="single" w:color="BFC7D5" w:sz="1"/>
+              <w:left w:val="single" w:color="BFC7D5" w:sz="1"/>
+              <w:bottom w:val="single" w:color="BFC7D5" w:sz="1"/>
+              <w:right w:val="single" w:color="BFC7D5" w:sz="1"/>
+            </w:tcBorders>
+          </w:tcPr>
+          <w:p>
+            <w:r>
+              <w:rPr>
+                <w:b w:val="false"/>
+                <w:bCs w:val="false"/>
+              </w:rPr>
+              <w:t xml:space="preserve">Shortlist teratas sangat padat sinyal risiko untuk reviewer dengan kapasitas terbatas</w:t>
+            </w:r>
+          </w:p>
+        </w:tc>
+      </w:tr>
+      <w:tr>
+        <w:trPr>
+          <w:tblHeader w:val="false"/>
+        </w:trPr>
+        <w:tc>
+          <w:tcPr>
+            <w:tcW w:type="dxa" w:w="3000"/>
+            <w:tcBorders>
+              <w:top w:val="single" w:color="BFC7D5" w:sz="1"/>
+              <w:left w:val="single" w:color="BFC7D5" w:sz="1"/>
+              <w:bottom w:val="single" w:color="BFC7D5" w:sz="1"/>
+              <w:right w:val="single" w:color="BFC7D5" w:sz="1"/>
+            </w:tcBorders>
+          </w:tcPr>
+          <w:p>
+            <w:r>
+              <w:rPr>
+                <w:b w:val="false"/>
+                <w:bCs w:val="false"/>
+              </w:rPr>
+              <w:t xml:space="preserve">Validasi tambahan</w:t>
+            </w:r>
+          </w:p>
+        </w:tc>
+        <w:tc>
+          <w:tcPr>
+            <w:tcW w:type="dxa" w:w="3000"/>
+            <w:tcBorders>
+              <w:top w:val="single" w:color="BFC7D5" w:sz="1"/>
+              <w:left w:val="single" w:color="BFC7D5" w:sz="1"/>
+              <w:bottom w:val="single" w:color="BFC7D5" w:sz="1"/>
+              <w:right w:val="single" w:color="BFC7D5" w:sz="1"/>
+            </w:tcBorders>
+          </w:tcPr>
+          <w:p>
+            <w:r>
+              <w:rPr>
+                <w:b w:val="false"/>
+                <w:bCs w:val="false"/>
+              </w:rPr>
+              <w:t xml:space="preserve">mean external-validation Macro-F1 0,9151; manual-review agreement 95,8%</w:t>
+            </w:r>
+          </w:p>
+        </w:tc>
+        <w:tc>
+          <w:tcPr>
+            <w:tcW w:type="dxa" w:w="3000"/>
+            <w:tcBorders>
+              <w:top w:val="single" w:color="BFC7D5" w:sz="1"/>
+              <w:left w:val="single" w:color="BFC7D5" w:sz="1"/>
+              <w:bottom w:val="single" w:color="BFC7D5" w:sz="1"/>
+              <w:right w:val="single" w:color="BFC7D5" w:sz="1"/>
+            </w:tcBorders>
+          </w:tcPr>
+          <w:p>
+            <w:r>
+              <w:rPr>
+                <w:b w:val="false"/>
+                <w:bCs w:val="false"/>
+              </w:rPr>
+              <w:t xml:space="preserve">Bukti tidak berhenti pada satu split uji saja</w:t>
+            </w:r>
+          </w:p>
+        </w:tc>
+      </w:tr>
+      <w:tr>
+        <w:trPr>
+          <w:tblHeader w:val="false"/>
+        </w:trPr>
+        <w:tc>
+          <w:tcPr>
+            <w:tcW w:type="dxa" w:w="3000"/>
+            <w:tcBorders>
+              <w:top w:val="single" w:color="BFC7D5" w:sz="1"/>
+              <w:left w:val="single" w:color="BFC7D5" w:sz="1"/>
+              <w:bottom w:val="single" w:color="BFC7D5" w:sz="1"/>
+              <w:right w:val="single" w:color="BFC7D5" w:sz="1"/>
+            </w:tcBorders>
+          </w:tcPr>
+          <w:p>
+            <w:r>
+              <w:rPr>
+                <w:b w:val="false"/>
+                <w:bCs w:val="false"/>
+              </w:rPr>
+              <w:t xml:space="preserve">Kepatuhan Track C</w:t>
+            </w:r>
+          </w:p>
+        </w:tc>
+        <w:tc>
+          <w:tcPr>
+            <w:tcW w:type="dxa" w:w="3000"/>
+            <w:tcBorders>
+              <w:top w:val="single" w:color="BFC7D5" w:sz="1"/>
+              <w:left w:val="single" w:color="BFC7D5" w:sz="1"/>
+              <w:bottom w:val="single" w:color="BFC7D5" w:sz="1"/>
+              <w:right w:val="single" w:color="BFC7D5" w:sz="1"/>
+            </w:tcBorders>
+          </w:tcPr>
+          <w:p>
+            <w:r>
+              <w:rPr>
+                <w:b w:val="false"/>
+                <w:bCs w:val="false"/>
+              </w:rPr>
+              <w:t xml:space="preserve">explainability, narasi mudah dibaca, anti-leakage, dan offline total</w:t>
+            </w:r>
+          </w:p>
+        </w:tc>
+        <w:tc>
+          <w:tcPr>
+            <w:tcW w:type="dxa" w:w="3000"/>
+            <w:tcBorders>
+              <w:top w:val="single" w:color="BFC7D5" w:sz="1"/>
+              <w:left w:val="single" w:color="BFC7D5" w:sz="1"/>
+              <w:bottom w:val="single" w:color="BFC7D5" w:sz="1"/>
+              <w:right w:val="single" w:color="BFC7D5" w:sz="1"/>
+            </w:tcBorders>
+          </w:tcPr>
+          <w:p>
+            <w:r>
+              <w:rPr>
+                <w:b w:val="false"/>
+                <w:bCs w:val="false"/>
+              </w:rPr>
+              <w:t xml:space="preserve">Proposal kuat terhadap kriteria teknis lomba</w:t>
+            </w:r>
+          </w:p>
+        </w:tc>
+      </w:tr>
+      <w:tr>
+        <w:trPr>
+          <w:tblHeader w:val="false"/>
+        </w:trPr>
+        <w:tc>
+          <w:tcPr>
+            <w:tcW w:type="dxa" w:w="3000"/>
+            <w:tcBorders>
+              <w:top w:val="single" w:color="BFC7D5" w:sz="1"/>
+              <w:left w:val="single" w:color="BFC7D5" w:sz="1"/>
+              <w:bottom w:val="single" w:color="BFC7D5" w:sz="1"/>
+              <w:right w:val="single" w:color="BFC7D5" w:sz="1"/>
+            </w:tcBorders>
+          </w:tcPr>
+          <w:p>
+            <w:r>
+              <w:rPr>
+                <w:b w:val="false"/>
+                <w:bCs w:val="false"/>
+              </w:rPr>
+              <w:t xml:space="preserve">Nilai implementasi</w:t>
+            </w:r>
+          </w:p>
+        </w:tc>
+        <w:tc>
+          <w:tcPr>
+            <w:tcW w:type="dxa" w:w="3000"/>
+            <w:tcBorders>
+              <w:top w:val="single" w:color="BFC7D5" w:sz="1"/>
+              <w:left w:val="single" w:color="BFC7D5" w:sz="1"/>
+              <w:bottom w:val="single" w:color="BFC7D5" w:sz="1"/>
+              <w:right w:val="single" w:color="BFC7D5" w:sz="1"/>
+            </w:tcBorders>
+          </w:tcPr>
+          <w:p>
+            <w:r>
+              <w:rPr>
+                <w:b w:val="false"/>
+                <w:bCs w:val="false"/>
+              </w:rPr>
+              <w:t xml:space="preserve">Bab 4 memetakan integrasi Phase 3, workflow pengguna, KPI, dan mitigasi risiko</w:t>
+            </w:r>
+          </w:p>
+        </w:tc>
+        <w:tc>
+          <w:tcPr>
+            <w:tcW w:type="dxa" w:w="3000"/>
+            <w:tcBorders>
+              <w:top w:val="single" w:color="BFC7D5" w:sz="1"/>
+              <w:left w:val="single" w:color="BFC7D5" w:sz="1"/>
+              <w:bottom w:val="single" w:color="BFC7D5" w:sz="1"/>
+              <w:right w:val="single" w:color="BFC7D5" w:sz="1"/>
+            </w:tcBorders>
+          </w:tcPr>
+          <w:p>
+            <w:r>
+              <w:rPr>
+                <w:b w:val="false"/>
+                <w:bCs w:val="false"/>
+              </w:rPr>
+              <w:t xml:space="preserve">Solusi terlihat siap berkembang ke alur kerja nyata, bukan sekadar demo</w:t>
+            </w:r>
+          </w:p>
+        </w:tc>
+      </w:tr>
+    </w:tbl>
     <w:p>
       <w:pPr>
         <w:pStyle w:val="Heading1"/>
@@ -289,7 +714,7 @@
     </w:p>
     <w:p>
       <w:r>
-        <w:t xml:space="preserve">LPSE-X diposisikan sebagai explainable procurement-risk screening system dengan empat nilai utama.</w:t>
+        <w:t xml:space="preserve">LPSE-X diposisikan sebagai sistem triase risiko pengadaan yang dapat dijelaskan dengan empat nilai utama.</w:t>
       </w:r>
     </w:p>
     <w:p>
@@ -301,7 +726,7 @@
         </w:numPr>
       </w:pPr>
       <w:r>
-        <w:t xml:space="preserve">Praktis untuk triase — sistem memprioritaskan paket yang layak ditinjau lebih dulu, bukan menggantikan investigator.</w:t>
+        <w:t xml:space="preserve">Praktis untuk triase — sistem memadatkan populasi paket menjadi shortlist prioritas, bukan menggantikan investigator.</w:t>
       </w:r>
     </w:p>
     <w:p>
@@ -313,7 +738,7 @@
         </w:numPr>
       </w:pPr>
       <w:r>
-        <w:t xml:space="preserve">Patuh Track C — setiap prediksi disertai alasan, arah pengaruh, dan bukti bahwa pipeline tidak melanggar aturan anti-leakage serta offline total.</w:t>
+        <w:t xml:space="preserve">Patuh Track C — setiap prediksi disertai alasan, arah pengaruh, dan bukti bahwa pipeline tidak melanggar aturan anti-leakage serta berjalan sepenuhnya secara lokal.</w:t>
       </w:r>
     </w:p>
     <w:p>
@@ -325,7 +750,7 @@
         </w:numPr>
       </w:pPr>
       <w:r>
-        <w:t xml:space="preserve">Siap didemokan — model diekspor ke artefak ringan (.ubj dan .onnx) dan dilengkapi notebook training serta inference.</w:t>
+        <w:t xml:space="preserve">Siap ditelaah dan didemokan — model diekspor ke artefak ringan (.ubj dan .onnx) dan dilengkapi notebook training serta inference.</w:t>
       </w:r>
     </w:p>
     <w:p>
@@ -366,7 +791,7 @@
         </w:numPr>
       </w:pPr>
       <w:r>
-        <w:t xml:space="preserve">menyusun pipeline data pengadaan yang rapi, split-aware, dan reproducible;</w:t>
+        <w:t xml:space="preserve">menyusun pipeline data pengadaan yang rapi, dapat diulang, dan menjaga disiplin pemisahan data sebelum rekayasa fitur;</w:t>
       </w:r>
     </w:p>
     <w:p>
@@ -467,7 +892,7 @@
         </w:numPr>
       </w:pPr>
       <w:r>
-        <w:t xml:space="preserve">Model digunakan untuk risk screening, sehingga outputnya harus dipahami sebagai prioritas review, bukan keputusan final atau tuduhan pelanggaran.</w:t>
+        <w:t xml:space="preserve">Model digunakan untuk triase risiko, sehingga outputnya harus dipahami sebagai prioritas review, bukan keputusan final atau tuduhan pelanggaran.</w:t>
       </w:r>
     </w:p>
     <w:p>
@@ -1007,7 +1432,7 @@
         </w:numPr>
       </w:pPr>
       <w:r>
-        <w:t xml:space="preserve">Karena kualitas field tidak merata, proposal ini lebih jujur bila memposisikan sistem sebagai prototype risk screening daripada solusi operasional nasional yang matang.</w:t>
+        <w:t xml:space="preserve">Karena kualitas field tidak merata, proposal ini lebih jujur bila memposisikan sistem sebagai prototipe triase risiko daripada solusi operasional nasional yang matang.</w:t>
       </w:r>
     </w:p>
     <w:p>
@@ -2321,7 +2746,7 @@
         </w:numPr>
       </w:pPr>
       <w:r>
-        <w:t xml:space="preserve">manual review, external validation, dan official evidence lane untuk memperkaya bukti di luar sekadar angka terhadap weak labels.</w:t>
+        <w:t xml:space="preserve">manual review, external validation, dan jalur bukti pendukung resmi untuk memperkaya bukti di luar sekadar angka terhadap weak labels.</w:t>
       </w:r>
     </w:p>
     <w:p>
@@ -2588,7 +3013,7 @@
                 <w:b w:val="false"/>
                 <w:bCs w:val="false"/>
               </w:rPr>
-              <w:t xml:space="preserve">Output penjelasan harus human-readable</w:t>
+              <w:t xml:space="preserve">Output penjelasan harus mudah dibaca manusia</w:t>
             </w:r>
           </w:p>
         </w:tc>
@@ -3758,7 +4183,7 @@
         </w:numPr>
       </w:pPr>
       <w:r>
-        <w:t xml:space="preserve">No overclaim policy — output disebut sebagai risk screening, bukan putusan fraud.</w:t>
+        <w:t xml:space="preserve">No overclaim policy — output disebut sebagai triase risiko, bukan putusan fraud.</w:t>
       </w:r>
     </w:p>
     <w:p>
@@ -3811,7 +4236,7 @@
         </w:numPr>
       </w:pPr>
       <w:r>
-        <w:t xml:space="preserve">evidence lane dan manual review menambah bukti yang berguna, tetapi belum mengubah sistem menjadi oracle hukum final.</w:t>
+        <w:t xml:space="preserve">jalur bukti pendukung dan manual review menambah bukti yang berguna, tetapi belum mengubah sistem menjadi oracle hukum final.</w:t>
       </w:r>
     </w:p>
     <w:p>
@@ -4006,7 +4431,7 @@
         </w:numPr>
       </w:pPr>
       <w:r>
-        <w:t xml:space="preserve">menambah lapisan evidence-backed review agar kasus prioritas tinggi dapat diperkaya dengan sumber resmi,</w:t>
+        <w:t xml:space="preserve">menambah lapisan review berbasis bukti pendukung agar kasus prioritas tinggi dapat diperkaya dengan sumber resmi,</w:t>
       </w:r>
     </w:p>
     <w:p>
@@ -4023,7 +4448,7 @@
     </w:p>
     <w:p>
       <w:r>
-        <w:t xml:space="preserve">Secara prinsip, Phase 3 harus mempertahankan tiga batas etik yang sudah dijaga sejak awal: offline-first, human-in-the-loop, dan tidak overclaim. Artinya, LPSE-X memberi rekomendasi prioritas pemeriksaan, tetapi keputusan investigatif, administratif, maupun hukum tetap berada pada reviewer manusia.</w:t>
+        <w:t xml:space="preserve">Secara prinsip, Phase 3 harus mempertahankan tiga batas etik yang sudah dijaga sejak awal: berjalan sepenuhnya secara lokal, berbasis tinjauan manusia, dan tidak overclaim. Artinya, LPSE-X memberi rekomendasi prioritas pemeriksaan, tetapi keputusan investigatif, administratif, maupun hukum tetap berada pada reviewer manusia.</w:t>
       </w:r>
     </w:p>
     <w:p>
@@ -4064,7 +4489,7 @@
         </w:numPr>
       </w:pPr>
       <w:r>
-        <w:t xml:space="preserve">Feature preparation layer — melakukan pembersihan, normalisasi, dan rekayasa fitur secara split-aware serta terdokumentasi.</w:t>
+        <w:t xml:space="preserve">Feature preparation layer — melakukan pembersihan, normalisasi, dan rekayasa fitur dengan disiplin pemisahan data serta dokumentasi yang jelas.</w:t>
       </w:r>
     </w:p>
     <w:p>
@@ -4251,7 +4676,7 @@
         </w:numPr>
       </w:pPr>
       <w:r>
-        <w:t xml:space="preserve">Jika ada kecocokan dengan evidence lane, kasus dapat dinaikkan ke prioritas pemeriksaan lebih tinggi.</w:t>
+        <w:t xml:space="preserve">Jika ada kecocokan dengan jalur bukti pendukung, kasus dapat dinaikkan ke prioritas pemeriksaan lebih tinggi.</w:t>
       </w:r>
     </w:p>
     <w:p>
@@ -4820,7 +5245,7 @@
         </w:numPr>
       </w:pPr>
       <w:r>
-        <w:t xml:space="preserve">Tahap 3B — evidence-assisted review: evidence lane aktif untuk kasus prioritas tinggi dan casebook demonstratif mulai dipakai.</w:t>
+        <w:t xml:space="preserve">Tahap 3B — evidence-assisted review: jalur bukti pendukung aktif untuk kasus prioritas tinggi dan casebook demonstratif mulai dipakai.</w:t>
       </w:r>
     </w:p>
     <w:p>
@@ -5064,7 +5489,7 @@
                 <w:b w:val="false"/>
                 <w:bCs w:val="false"/>
               </w:rPr>
-              <w:t xml:space="preserve">paling realistis untuk fase awal karena offline-first dan mudah diaudit</w:t>
+              <w:t xml:space="preserve">paling realistis untuk fase awal karena berjalan lokal dan mudah diaudit</w:t>
             </w:r>
           </w:p>
         </w:tc>
@@ -5541,7 +5966,7 @@
     </w:p>
     <w:p>
       <w:r>
-        <w:t xml:space="preserve">Salah satu elemen pembeda LPSE-X adalah adanya evidence-backed risk lane. Dalam desain bisnis dan sistem, komponen ini penting karena meningkatkan nilai solusi dari sekadar “predictive scoring” menjadi review support yang lebih kredibel. Ketika bukti resmi tersedia, reviewer tidak hanya melihat skor model, tetapi juga konteks eksternal yang memperkuat prioritas kasus.</w:t>
+        <w:t xml:space="preserve">Salah satu elemen pembeda LPSE-X adalah adanya jalur bukti pendukung berbasis sumber resmi. Dalam desain bisnis dan sistem, komponen ini penting karena meningkatkan nilai solusi dari sekadar “predictive scoring” menjadi alat bantu review yang lebih kredibel. Ketika bukti resmi tersedia, reviewer tidak hanya melihat skor model, tetapi juga konteks eksternal yang memperkuat prioritas kasus.</w:t>
       </w:r>
     </w:p>
     <w:p>
@@ -5632,7 +6057,7 @@
     </w:p>
     <w:p>
       <w:r>
-        <w:t xml:space="preserve">Dari perspektif bisnis/adopsi, evidence lane membuat solusi lebih mudah diterima karena reviewer cenderung lebih percaya pada sistem yang tidak hanya mengeluarkan skor, tetapi juga memberi konteks dan jalur verifikasi tambahan.</w:t>
+        <w:t xml:space="preserve">Dari perspektif bisnis/adopsi, jalur bukti pendukung membuat solusi lebih mudah diterima karena reviewer cenderung lebih percaya pada sistem yang tidak hanya mengeluarkan skor, tetapi juga memberi konteks dan jalur verifikasi tambahan.</w:t>
       </w:r>
     </w:p>
     <w:p>
@@ -6161,18 +6586,18 @@
     </w:p>
     <w:p>
       <w:r>
-        <w:t xml:space="preserve">Bab ini menempatkan LPSE-X secara eksplisit sebagai rancangan sistem dan bisnis untuk integrasi Phase 3, bukan sekadar eksperimen model. Rancangan yang kami usulkan bersifat modular, offline-first, human-in-the-loop, dan berorientasi pada nilai publik. Nilai utamanya bukan mengganti auditor, melainkan membantu mereka bekerja lebih cepat, lebih konsisten, dan lebih mampu menjelaskan alasan prioritas review.</w:t>
-      </w:r>
-    </w:p>
-    <w:p>
-      <w:r>
-        <w:t xml:space="preserve">Secara bisnis, bentuk adopsi yang paling realistis adalah decision-support tool internal dengan pilot bertahap. Secara dampak, manfaat utamanya terletak pada efisiensi triase, transparansi keputusan awal, dan penguatan akuntabilitas. Secara ilmiah, proposal ini tetap menjaga kejujuran: LPSE-X sudah cukup matang untuk didemokan dan diintegrasikan secara terbatas, tetapi masih memerlukan penguatan label, evaluasi lapangan, dan governance implementasi sebelum dapat diklaim sebagai sistem yang sepenuhnya matang.</w:t>
+        <w:t xml:space="preserve">Bab ini menempatkan LPSE-X secara eksplisit sebagai rancangan sistem dan bisnis untuk integrasi Phase 3, bukan sekadar eksperimen model. Rancangan yang kami usulkan bersifat modular, berjalan lokal, berbasis tinjauan manusia, dan berorientasi pada nilai publik. Nilai utamanya bukan mengganti auditor, melainkan membantu mereka bekerja lebih cepat, lebih konsisten, dan lebih mampu menjelaskan alasan prioritas review.</w:t>
+      </w:r>
+    </w:p>
+    <w:p>
+      <w:r>
+        <w:t xml:space="preserve">Secara bisnis, bentuk adopsi yang paling realistis adalah alat bantu keputusan internal dengan pilot bertahap. Secara dampak, manfaat utamanya terletak pada efisiensi triase, transparansi keputusan awal, dan penguatan akuntabilitas. Secara ilmiah, proposal ini tetap menjaga kejujuran: LPSE-X sudah cukup matang untuk didemokan dan diintegrasikan secara terbatas, tetapi masih memerlukan penguatan label, evaluasi lapangan, dan tata kelola implementasi sebelum dapat diklaim sebagai sistem yang sepenuhnya matang.</w:t>
       </w:r>
     </w:p>
     <w:sectPr>
       <w:footerReference w:type="default" r:id="rId7"/>
       <w:pgSz w:w="11906" w:h="16838" w:orient="portrait"/>
-      <w:pgMar w:top="1440" w:right="1440" w:bottom="1440" w:left="1440" w:header="708" w:footer="708" w:gutter="0"/>
+      <w:pgMar w:top="1701" w:right="1701" w:bottom="1701" w:left="2268" w:header="708" w:footer="708" w:gutter="0"/>
       <w:pgNumType/>
       <w:docGrid w:linePitch="360"/>
     </w:sectPr>
@@ -8207,9 +8632,9 @@
   <w:docDefaults>
     <w:rPrDefault>
       <w:rPr>
-        <w:rFonts w:ascii="Arial" w:cs="Arial" w:eastAsia="Arial" w:hAnsi="Arial"/>
-        <w:sz w:val="22"/>
-        <w:szCs w:val="22"/>
+        <w:rFonts w:ascii="Times New Roman" w:cs="Times New Roman" w:eastAsia="Times New Roman" w:hAnsi="Times New Roman"/>
+        <w:sz w:val="24"/>
+        <w:szCs w:val="24"/>
       </w:rPr>
     </w:rPrDefault>
     <w:pPrDefault/>
@@ -8393,7 +8818,7 @@
       <w:jc w:val="center"/>
     </w:pPr>
     <w:rPr>
-      <w:rFonts w:ascii="Arial" w:cs="Arial" w:eastAsia="Arial" w:hAnsi="Arial"/>
+      <w:rFonts w:ascii="Times New Roman" w:cs="Times New Roman" w:eastAsia="Times New Roman" w:hAnsi="Times New Roman"/>
       <w:b/>
       <w:bCs/>
       <w:sz w:val="34"/>
@@ -8409,7 +8834,7 @@
       <w:outlineLvl w:val="0"/>
     </w:pPr>
     <w:rPr>
-      <w:rFonts w:ascii="Arial" w:cs="Arial" w:eastAsia="Arial" w:hAnsi="Arial"/>
+      <w:rFonts w:ascii="Times New Roman" w:cs="Times New Roman" w:eastAsia="Times New Roman" w:hAnsi="Times New Roman"/>
       <w:b/>
       <w:bCs/>
       <w:sz w:val="28"/>
@@ -8425,7 +8850,7 @@
       <w:outlineLvl w:val="1"/>
     </w:pPr>
     <w:rPr>
-      <w:rFonts w:ascii="Arial" w:cs="Arial" w:eastAsia="Arial" w:hAnsi="Arial"/>
+      <w:rFonts w:ascii="Times New Roman" w:cs="Times New Roman" w:eastAsia="Times New Roman" w:hAnsi="Times New Roman"/>
       <w:b/>
       <w:bCs/>
       <w:sz w:val="24"/>
@@ -8441,7 +8866,7 @@
       <w:outlineLvl w:val="2"/>
     </w:pPr>
     <w:rPr>
-      <w:rFonts w:ascii="Arial" w:cs="Arial" w:eastAsia="Arial" w:hAnsi="Arial"/>
+      <w:rFonts w:ascii="Times New Roman" w:cs="Times New Roman" w:eastAsia="Times New Roman" w:hAnsi="Times New Roman"/>
       <w:b/>
       <w:bCs/>
       <w:sz w:val="22"/>

--- a/proposal/proposal-final.docx
+++ b/proposal/proposal-final.docx
@@ -101,7 +101,7 @@
     </w:p>
     <w:p>
       <w:r>
-        <w:t xml:space="preserve">LPSE-X membantu reviewer pengadaan memusatkan perhatian pada paket yang paling layak diperiksa lebih dulu. Dalam konteks audit dengan waktu terbatas dan volume data besar, nilai utama sistem ini bukan sekadar menghasilkan skor, tetapi mengubah ribuan baris data pengadaan menjadi shortlist prioritas yang dapat dijelaskan, ditelusuri, dan dijalankan sepenuhnya di lingkungan lokal.</w:t>
+        <w:t xml:space="preserve">LPSE-X membantu reviewer pengadaan memusatkan perhatian pada paket yang paling layak diperiksa lebih dulu. Dalam konteks audit dengan waktu terbatas dan volume data besar, nilai utama sistem ini bukan sekadar menghasilkan skor, tetapi mengubah ribuan baris data pengadaan menjadi shortlist prioritas yang dapat dijelaskan, ditelusuri, dan dijalankan sepenuhnya di lingkungan lokal. Dengan kata lain, LPSE-X tidak hanya memberi sinyal risiko, tetapi juga mempercepat langkah pertama pengawasan yang biasanya paling mahal: menentukan kasus mana yang harus diperiksa lebih dulu, dan mengapa.</w:t>
       </w:r>
     </w:p>
     <w:p>
@@ -111,7 +111,7 @@
     </w:p>
     <w:p>
       <w:r>
-        <w:t xml:space="preserve">Secara ilmiah, proposal ini mengambil posisi yang tegas tetapi jujur: LPSE-X adalah alat triase risiko pengadaan, bukan mesin keputusan hukum. Kinerja yang tinggi pada benchmark saat ini harus dibaca sebagai bukti bahwa sistem mampu mereplikasi dan mengurutkan sinyal risiko heuristik secara leakage-safe, bukan sebagai klaim bahwa masalah fraud detection telah selesai sepenuhnya. Justru kombinasi antara kepatuhan teknis, relevansi operasional, dan kejujuran evaluasi inilah yang menjadi kekuatan utama LPSE-X pada tahap seleksi.</w:t>
+        <w:t xml:space="preserve">Secara ilmiah, proposal ini mengambil posisi yang tegas tetapi jujur: LPSE-X adalah alat triase risiko pengadaan, bukan mesin keputusan hukum. Kinerja yang tinggi pada benchmark saat ini harus dibaca sebagai bukti bahwa sistem mampu mereplikasi dan mengurutkan sinyal risiko heuristik secara leakage-safe, bukan sebagai klaim bahwa masalah fraud detection telah selesai sepenuhnya. Justru kombinasi antara kepatuhan teknis, relevansi operasional, dan kejujuran evaluasi inilah yang membuat LPSE-X tidak hanya terlihat rapi di atas kertas, tetapi juga masuk akal untuk benar-benar dipakai pada workflow pengawasan yang nyata.</w:t>
       </w:r>
     </w:p>
     <w:p>
@@ -534,6 +534,360 @@
         </w:tc>
       </w:tr>
     </w:tbl>
+    <w:p>
+      <w:pPr>
+        <w:pStyle w:val="Heading2"/>
+      </w:pPr>
+      <w:r>
+        <w:rPr>
+          <w:b/>
+          <w:bCs/>
+        </w:rPr>
+        <w:t xml:space="preserve">Kasus Unggulan yang Menggambarkan Nilai LPSE-X</w:t>
+      </w:r>
+    </w:p>
+    <w:p>
+      <w:r>
+        <w:t xml:space="preserve">Salah satu cara tercepat untuk memahami nilai LPSE-X adalah melihat bagaimana sistem bekerja pada satu paket nyata. Pada contoh Pengadaan Public Safety Diving Equipment, model tidak hanya memberi sinyal bahwa paket ini perlu diperhatikan, tetapi juga menjelaskan alasannya secara langsung kepada reviewer.</w:t>
+      </w:r>
+    </w:p>
+    <w:tbl>
+      <w:tblPr>
+        <w:tblW w:type="auto" w:w="100"/>
+        <w:tblBorders>
+          <w:top w:val="single" w:color="auto" w:sz="4"/>
+          <w:left w:val="single" w:color="auto" w:sz="4"/>
+          <w:bottom w:val="single" w:color="auto" w:sz="4"/>
+          <w:right w:val="single" w:color="auto" w:sz="4"/>
+          <w:insideH w:val="single" w:color="auto" w:sz="4"/>
+          <w:insideV w:val="single" w:color="auto" w:sz="4"/>
+        </w:tblBorders>
+      </w:tblPr>
+      <w:tblGrid>
+        <w:gridCol w:w="4500"/>
+        <w:gridCol w:w="4500"/>
+      </w:tblGrid>
+      <w:tr>
+        <w:trPr>
+          <w:tblHeader/>
+        </w:trPr>
+        <w:tc>
+          <w:tcPr>
+            <w:tcW w:type="dxa" w:w="4500"/>
+            <w:tcBorders>
+              <w:top w:val="single" w:color="BFC7D5" w:sz="1"/>
+              <w:left w:val="single" w:color="BFC7D5" w:sz="1"/>
+              <w:bottom w:val="single" w:color="BFC7D5" w:sz="1"/>
+              <w:right w:val="single" w:color="BFC7D5" w:sz="1"/>
+            </w:tcBorders>
+          </w:tcPr>
+          <w:p>
+            <w:r>
+              <w:rPr>
+                <w:b/>
+                <w:bCs/>
+              </w:rPr>
+              <w:t xml:space="preserve">Komponen</w:t>
+            </w:r>
+          </w:p>
+        </w:tc>
+        <w:tc>
+          <w:tcPr>
+            <w:tcW w:type="dxa" w:w="4500"/>
+            <w:tcBorders>
+              <w:top w:val="single" w:color="BFC7D5" w:sz="1"/>
+              <w:left w:val="single" w:color="BFC7D5" w:sz="1"/>
+              <w:bottom w:val="single" w:color="BFC7D5" w:sz="1"/>
+              <w:right w:val="single" w:color="BFC7D5" w:sz="1"/>
+            </w:tcBorders>
+          </w:tcPr>
+          <w:p>
+            <w:r>
+              <w:rPr>
+                <w:b/>
+                <w:bCs/>
+              </w:rPr>
+              <w:t xml:space="preserve">Ringkasan contoh</w:t>
+            </w:r>
+          </w:p>
+        </w:tc>
+      </w:tr>
+      <w:tr>
+        <w:trPr>
+          <w:tblHeader w:val="false"/>
+        </w:trPr>
+        <w:tc>
+          <w:tcPr>
+            <w:tcW w:type="dxa" w:w="4500"/>
+            <w:tcBorders>
+              <w:top w:val="single" w:color="BFC7D5" w:sz="1"/>
+              <w:left w:val="single" w:color="BFC7D5" w:sz="1"/>
+              <w:bottom w:val="single" w:color="BFC7D5" w:sz="1"/>
+              <w:right w:val="single" w:color="BFC7D5" w:sz="1"/>
+            </w:tcBorders>
+          </w:tcPr>
+          <w:p>
+            <w:r>
+              <w:rPr>
+                <w:b w:val="false"/>
+                <w:bCs w:val="false"/>
+              </w:rPr>
+              <w:t xml:space="preserve">Paket</w:t>
+            </w:r>
+          </w:p>
+        </w:tc>
+        <w:tc>
+          <w:tcPr>
+            <w:tcW w:type="dxa" w:w="4500"/>
+            <w:tcBorders>
+              <w:top w:val="single" w:color="BFC7D5" w:sz="1"/>
+              <w:left w:val="single" w:color="BFC7D5" w:sz="1"/>
+              <w:bottom w:val="single" w:color="BFC7D5" w:sz="1"/>
+              <w:right w:val="single" w:color="BFC7D5" w:sz="1"/>
+            </w:tcBorders>
+          </w:tcPr>
+          <w:p>
+            <w:r>
+              <w:rPr>
+                <w:b w:val="false"/>
+                <w:bCs w:val="false"/>
+              </w:rPr>
+              <w:t xml:space="preserve">Pengadaan Public Safety Diving Equipment</w:t>
+            </w:r>
+          </w:p>
+        </w:tc>
+      </w:tr>
+      <w:tr>
+        <w:trPr>
+          <w:tblHeader w:val="false"/>
+        </w:trPr>
+        <w:tc>
+          <w:tcPr>
+            <w:tcW w:type="dxa" w:w="4500"/>
+            <w:tcBorders>
+              <w:top w:val="single" w:color="BFC7D5" w:sz="1"/>
+              <w:left w:val="single" w:color="BFC7D5" w:sz="1"/>
+              <w:bottom w:val="single" w:color="BFC7D5" w:sz="1"/>
+              <w:right w:val="single" w:color="BFC7D5" w:sz="1"/>
+            </w:tcBorders>
+          </w:tcPr>
+          <w:p>
+            <w:r>
+              <w:rPr>
+                <w:b w:val="false"/>
+                <w:bCs w:val="false"/>
+              </w:rPr>
+              <w:t xml:space="preserve">Prediksi model</w:t>
+            </w:r>
+          </w:p>
+        </w:tc>
+        <w:tc>
+          <w:tcPr>
+            <w:tcW w:type="dxa" w:w="4500"/>
+            <w:tcBorders>
+              <w:top w:val="single" w:color="BFC7D5" w:sz="1"/>
+              <w:left w:val="single" w:color="BFC7D5" w:sz="1"/>
+              <w:bottom w:val="single" w:color="BFC7D5" w:sz="1"/>
+              <w:right w:val="single" w:color="BFC7D5" w:sz="1"/>
+            </w:tcBorders>
+          </w:tcPr>
+          <w:p>
+            <w:r>
+              <w:rPr>
+                <w:b w:val="false"/>
+                <w:bCs w:val="false"/>
+              </w:rPr>
+              <w:t xml:space="preserve">High Risk (86,63%)</w:t>
+            </w:r>
+          </w:p>
+        </w:tc>
+      </w:tr>
+      <w:tr>
+        <w:trPr>
+          <w:tblHeader w:val="false"/>
+        </w:trPr>
+        <w:tc>
+          <w:tcPr>
+            <w:tcW w:type="dxa" w:w="4500"/>
+            <w:tcBorders>
+              <w:top w:val="single" w:color="BFC7D5" w:sz="1"/>
+              <w:left w:val="single" w:color="BFC7D5" w:sz="1"/>
+              <w:bottom w:val="single" w:color="BFC7D5" w:sz="1"/>
+              <w:right w:val="single" w:color="BFC7D5" w:sz="1"/>
+            </w:tcBorders>
+          </w:tcPr>
+          <w:p>
+            <w:r>
+              <w:rPr>
+                <w:b w:val="false"/>
+                <w:bCs w:val="false"/>
+              </w:rPr>
+              <w:t xml:space="preserve">Tiga pendorong utama</w:t>
+            </w:r>
+          </w:p>
+        </w:tc>
+        <w:tc>
+          <w:tcPr>
+            <w:tcW w:type="dxa" w:w="4500"/>
+            <w:tcBorders>
+              <w:top w:val="single" w:color="BFC7D5" w:sz="1"/>
+              <w:left w:val="single" w:color="BFC7D5" w:sz="1"/>
+              <w:bottom w:val="single" w:color="BFC7D5" w:sz="1"/>
+              <w:right w:val="single" w:color="BFC7D5" w:sz="1"/>
+            </w:tcBorders>
+          </w:tcPr>
+          <w:p>
+            <w:r>
+              <w:rPr>
+                <w:b w:val="false"/>
+                <w:bCs w:val="false"/>
+              </w:rPr>
+              <w:t xml:space="preserve">nilai pengadaan tinggi, hubungan buyer–supplier berulang, dan timing kuartal IV</w:t>
+            </w:r>
+          </w:p>
+        </w:tc>
+      </w:tr>
+      <w:tr>
+        <w:trPr>
+          <w:tblHeader w:val="false"/>
+        </w:trPr>
+        <w:tc>
+          <w:tcPr>
+            <w:tcW w:type="dxa" w:w="4500"/>
+            <w:tcBorders>
+              <w:top w:val="single" w:color="BFC7D5" w:sz="1"/>
+              <w:left w:val="single" w:color="BFC7D5" w:sz="1"/>
+              <w:bottom w:val="single" w:color="BFC7D5" w:sz="1"/>
+              <w:right w:val="single" w:color="BFC7D5" w:sz="1"/>
+            </w:tcBorders>
+          </w:tcPr>
+          <w:p>
+            <w:r>
+              <w:rPr>
+                <w:b w:val="false"/>
+                <w:bCs w:val="false"/>
+              </w:rPr>
+              <w:t xml:space="preserve">Narasi sistem</w:t>
+            </w:r>
+          </w:p>
+        </w:tc>
+        <w:tc>
+          <w:tcPr>
+            <w:tcW w:type="dxa" w:w="4500"/>
+            <w:tcBorders>
+              <w:top w:val="single" w:color="BFC7D5" w:sz="1"/>
+              <w:left w:val="single" w:color="BFC7D5" w:sz="1"/>
+              <w:bottom w:val="single" w:color="BFC7D5" w:sz="1"/>
+              <w:right w:val="single" w:color="BFC7D5" w:sz="1"/>
+            </w:tcBorders>
+          </w:tcPr>
+          <w:p>
+            <w:r>
+              <w:rPr>
+                <w:b w:val="false"/>
+                <w:bCs w:val="false"/>
+              </w:rPr>
+              <w:t xml:space="preserve">paket diprioritaskan karena kombinasi sinyal nilai, pola relasi, dan momentum pengadaan sama-sama mendorong risiko ke level tertinggi</w:t>
+            </w:r>
+          </w:p>
+        </w:tc>
+      </w:tr>
+      <w:tr>
+        <w:trPr>
+          <w:tblHeader w:val="false"/>
+        </w:trPr>
+        <w:tc>
+          <w:tcPr>
+            <w:tcW w:type="dxa" w:w="4500"/>
+            <w:tcBorders>
+              <w:top w:val="single" w:color="BFC7D5" w:sz="1"/>
+              <w:left w:val="single" w:color="BFC7D5" w:sz="1"/>
+              <w:bottom w:val="single" w:color="BFC7D5" w:sz="1"/>
+              <w:right w:val="single" w:color="BFC7D5" w:sz="1"/>
+            </w:tcBorders>
+          </w:tcPr>
+          <w:p>
+            <w:r>
+              <w:rPr>
+                <w:b w:val="false"/>
+                <w:bCs w:val="false"/>
+              </w:rPr>
+              <w:t xml:space="preserve">Tindak lanjut reviewer</w:t>
+            </w:r>
+          </w:p>
+        </w:tc>
+        <w:tc>
+          <w:tcPr>
+            <w:tcW w:type="dxa" w:w="4500"/>
+            <w:tcBorders>
+              <w:top w:val="single" w:color="BFC7D5" w:sz="1"/>
+              <w:left w:val="single" w:color="BFC7D5" w:sz="1"/>
+              <w:bottom w:val="single" w:color="BFC7D5" w:sz="1"/>
+              <w:right w:val="single" w:color="BFC7D5" w:sz="1"/>
+            </w:tcBorders>
+          </w:tcPr>
+          <w:p>
+            <w:r>
+              <w:rPr>
+                <w:b w:val="false"/>
+                <w:bCs w:val="false"/>
+              </w:rPr>
+              <w:t xml:space="preserve">memeriksa kecocokan entitas, dokumen pengadaan, dan bukti resmi pendukung sebelum eskalasi</w:t>
+            </w:r>
+          </w:p>
+        </w:tc>
+      </w:tr>
+      <w:tr>
+        <w:trPr>
+          <w:tblHeader w:val="false"/>
+        </w:trPr>
+        <w:tc>
+          <w:tcPr>
+            <w:tcW w:type="dxa" w:w="4500"/>
+            <w:tcBorders>
+              <w:top w:val="single" w:color="BFC7D5" w:sz="1"/>
+              <w:left w:val="single" w:color="BFC7D5" w:sz="1"/>
+              <w:bottom w:val="single" w:color="BFC7D5" w:sz="1"/>
+              <w:right w:val="single" w:color="BFC7D5" w:sz="1"/>
+            </w:tcBorders>
+          </w:tcPr>
+          <w:p>
+            <w:r>
+              <w:rPr>
+                <w:b w:val="false"/>
+                <w:bCs w:val="false"/>
+              </w:rPr>
+              <w:t xml:space="preserve">Nilai praktis</w:t>
+            </w:r>
+          </w:p>
+        </w:tc>
+        <w:tc>
+          <w:tcPr>
+            <w:tcW w:type="dxa" w:w="4500"/>
+            <w:tcBorders>
+              <w:top w:val="single" w:color="BFC7D5" w:sz="1"/>
+              <w:left w:val="single" w:color="BFC7D5" w:sz="1"/>
+              <w:bottom w:val="single" w:color="BFC7D5" w:sz="1"/>
+              <w:right w:val="single" w:color="BFC7D5" w:sz="1"/>
+            </w:tcBorders>
+          </w:tcPr>
+          <w:p>
+            <w:r>
+              <w:rPr>
+                <w:b w:val="false"/>
+                <w:bCs w:val="false"/>
+              </w:rPr>
+              <w:t xml:space="preserve">reviewer tidak mulai dari ribuan paket, tetapi dari satu kasus prioritas yang sudah disertai alasan dan arah tindakan</w:t>
+            </w:r>
+          </w:p>
+        </w:tc>
+      </w:tr>
+    </w:tbl>
+    <w:p>
+      <w:r>
+        <w:t xml:space="preserve">Contoh ini penting karena menunjukkan bahwa LPSE-X bukan hanya “model dengan angka tinggi”, melainkan alat kerja yang mengubah data menjadi keputusan prioritas yang siap dijelaskan. Di mata juri, bagian ini adalah bukti bahwa solusi kami bukan sekadar memenuhi constraint Track C, tetapi juga memahami bagaimana AI digunakan secara masuk akal di lingkungan pengawasan publik.</w:t>
+      </w:r>
+    </w:p>
     <w:p>
       <w:pPr>
         <w:pStyle w:val="Heading1"/>
@@ -6592,6 +6946,11 @@
     <w:p>
       <w:r>
         <w:t xml:space="preserve">Secara bisnis, bentuk adopsi yang paling realistis adalah alat bantu keputusan internal dengan pilot bertahap. Secara dampak, manfaat utamanya terletak pada efisiensi triase, transparansi keputusan awal, dan penguatan akuntabilitas. Secara ilmiah, proposal ini tetap menjaga kejujuran: LPSE-X sudah cukup matang untuk didemokan dan diintegrasikan secara terbatas, tetapi masih memerlukan penguatan label, evaluasi lapangan, dan tata kelola implementasi sebelum dapat diklaim sebagai sistem yang sepenuhnya matang.</w:t>
+      </w:r>
+    </w:p>
+    <w:p>
+      <w:r>
+        <w:t xml:space="preserve">Yang kami tawarkan kepada juri bukan sekadar kombinasi XGBoost + SHAP, melainkan sebuah cara yang lebih dapat dipercaya untuk mengubah data pengadaan menjadi prioritas review yang masuk akal, dapat dijelaskan, dan siap dipakai secara lokal. Jika banyak proposal berhenti pada “AI yang akurat”, maka LPSE-X sengaja melangkah satu tahap lebih jauh: AI yang membantu reviewer mengambil keputusan awal dengan lebih cepat, lebih transparan, dan lebih bertanggung jawab.</w:t>
       </w:r>
     </w:p>
     <w:sectPr>

--- a/proposal/proposal-final.docx
+++ b/proposal/proposal-final.docx
@@ -106,7 +106,7 @@
     </w:p>
     <w:p>
       <w:r>
-        <w:t xml:space="preserve">Secara teknis, LPSE-X dibangun dengan model XGBoost tabular, SHAP untuk penjelasan faktor pendorong prediksi, serta narasi Bahasa Indonesia agar hasilnya mudah dibaca manusia. Pipeline disusun dengan pemisahan train_data dan test_data sebelum rekayasa fitur, sehingga proposal ini tidak hanya kuat dari sisi performa, tetapi juga defensible terhadap pertanyaan juri tentang kebocoran data, transparansi, dan kepatuhan Track C.</w:t>
+        <w:t xml:space="preserve">Secara teknis, LPSE-X dibangun dengan model XGBoost tabular, SHAP untuk penjelasan faktor pendorong prediksi, serta narasi Bahasa Indonesia agar hasilnya mudah dibaca manusia. Pipeline disusun dengan pemisahan train_data dan test_data sebelum rekayasa fitur, sehingga proposal ini tidak hanya kuat dari sisi performa, tetapi juga defensible terhadap pertanyaan penilai tentang kebocoran data, transparansi, dan kepatuhan Track C.</w:t>
       </w:r>
     </w:p>
     <w:p>
@@ -203,7 +203,7 @@
                 <w:b/>
                 <w:bCs/>
               </w:rPr>
-              <w:t xml:space="preserve">Makna untuk juri</w:t>
+              <w:t xml:space="preserve">Makna untuk penilai</w:t>
             </w:r>
           </w:p>
         </w:tc>
@@ -885,7 +885,7 @@
     </w:tbl>
     <w:p>
       <w:r>
-        <w:t xml:space="preserve">Contoh ini penting karena menunjukkan bahwa LPSE-X bukan hanya “model dengan angka tinggi”, melainkan alat kerja yang mengubah data menjadi keputusan prioritas yang siap dijelaskan. Di mata juri, bagian ini adalah bukti bahwa solusi kami bukan sekadar memenuhi constraint Track C, tetapi juga memahami bagaimana AI digunakan secara masuk akal di lingkungan pengawasan publik.</w:t>
+        <w:t xml:space="preserve">Contoh ini penting karena menunjukkan bahwa LPSE-X bukan hanya “model dengan angka tinggi”, melainkan alat kerja yang mengubah data menjadi keputusan prioritas yang siap dijelaskan. Di mata penilai, bagian ini adalah bukti bahwa solusi kami bukan sekadar memenuhi constraint Track C, tetapi juga memahami bagaimana AI digunakan secara masuk akal di lingkungan pengawasan publik.</w:t>
       </w:r>
     </w:p>
     <w:p>
@@ -1051,7 +1051,7 @@
         </w:numPr>
       </w:pPr>
       <w:r>
-        <w:t xml:space="preserve">Bagaimana menyajikan hasil model secara jujur, termasuk keterbatasan weak labels dan circularity risk, agar solusi tetap ilmiah dan defensible di depan juri?</w:t>
+        <w:t xml:space="preserve">Bagaimana menyajikan hasil model secara jujur, termasuk keterbatasan weak labels dan circularity risk, agar solusi tetap ilmiah dan defensible di depan penilai?</w:t>
       </w:r>
     </w:p>
     <w:p>
@@ -1181,7 +1181,7 @@
         </w:numPr>
       </w:pPr>
       <w:r>
-        <w:t xml:space="preserve">menyiapkan paket submission yang mudah diperiksa juri: proposal, notebook, model, dan folder data terpisah;</w:t>
+        <w:t xml:space="preserve">menyiapkan paket submission yang mudah diperiksa penilai: proposal, notebook, model, dan folder data terpisah;</w:t>
       </w:r>
     </w:p>
     <w:p>
@@ -1294,7 +1294,7 @@
           <w:b/>
           <w:bCs/>
         </w:rPr>
-        <w:t xml:space="preserve">Bagi juri dan pengguna akhir</w:t>
+        <w:t xml:space="preserve">Bagi penilai dan pengguna akhir</w:t>
       </w:r>
     </w:p>
     <w:p>
@@ -1582,7 +1582,7 @@
     </w:p>
     <w:p>
       <w:r>
-        <w:t xml:space="preserve">Untuk kebutuhan juri, metodologi inti LPSE-X diringkas pada diagram berikut agar hubungan antara data, model, dan keluaran explainability dapat dibaca dengan cepat dan jelas.</w:t>
+        <w:t xml:space="preserve">Untuk kebutuhan penilai, metodologi inti LPSE-X diringkas pada diagram berikut agar hubungan antara data, model, dan keluaran explainability dapat dibaca dengan cepat dan jelas.</w:t>
       </w:r>
     </w:p>
     <w:p>
@@ -1738,7 +1738,7 @@
     </w:p>
     <w:p>
       <w:r>
-        <w:t xml:space="preserve">Temuan kualitas data yang paling penting untuk dibaca juri adalah sebagai berikut.</w:t>
+        <w:t xml:space="preserve">Temuan kualitas data yang paling penting untuk dibaca penilai adalah sebagai berikut.</w:t>
       </w:r>
     </w:p>
     <w:p>
@@ -2653,7 +2653,7 @@
     </w:p>
     <w:p>
       <w:r>
-        <w:t xml:space="preserve">Struktur submission yang disiapkan untuk juri mengikuti constraint umum kompetisi.</w:t>
+        <w:t xml:space="preserve">Struktur submission yang disiapkan untuk penilai mengikuti constraint umum kompetisi.</w:t>
       </w:r>
     </w:p>
     <w:tbl>
@@ -3035,7 +3035,7 @@
     </w:tbl>
     <w:p>
       <w:r>
-        <w:t xml:space="preserve">Dengan desain ini, juri tidak perlu menebak alur kerja proyek: semua komponen utama tersedia sebagai artefak lokal yang eksplisit.</w:t>
+        <w:t xml:space="preserve">Dengan desain ini, penilai tidak perlu menebak alur kerja proyek: semua komponen utama tersedia sebagai artefak lokal yang eksplisit.</w:t>
       </w:r>
     </w:p>
     <w:p>
@@ -3136,7 +3136,7 @@
     </w:p>
     <w:p>
       <w:r>
-        <w:t xml:space="preserve">Bab ini ditulis khusus untuk memenuhi ketentuan panitia bahwa Bab 3 harus menjelaskan secara rinci bagaimana solusi mematuhi setiap constraint track. Tabel berikut menjadi ringkasan paling langsung untuk juri.</w:t>
+        <w:t xml:space="preserve">Bab ini ditulis khusus untuk memenuhi ketentuan panitia bahwa Bab 3 harus menjelaskan secara rinci bagaimana solusi mematuhi setiap constraint track. Tabel berikut menjadi ringkasan paling langsung untuk penilai.</w:t>
       </w:r>
     </w:p>
     <w:tbl>
@@ -3670,7 +3670,7 @@
     </w:tbl>
     <w:p>
       <w:r>
-        <w:t xml:space="preserve">Tabel di atas adalah checklist kepatuhan utama untuk juri: setiap constraint Track C dipetakan langsung ke artefak implementasi yang bisa diperiksa pada repo submission.</w:t>
+        <w:t xml:space="preserve">Tabel di atas adalah checklist kepatuhan utama untuk penilai: setiap constraint Track C dipetakan langsung ke artefak implementasi yang bisa diperiksa pada repo submission.</w:t>
       </w:r>
     </w:p>
     <w:p>
@@ -3819,7 +3819,7 @@
     </w:p>
     <w:p>
       <w:r>
-        <w:t xml:space="preserve">Kami sengaja tidak menggunakan arsitektur yang sepenuhnya opaque untuk submission Tahap 2. XGBoost dipilih karena lebih cocok untuk data tabular dan lebih mudah dipertanggungjawabkan pada konteks kebijakan publik. Bila juri menelusuri artefaknya, mereka dapat memeriksa:</w:t>
+        <w:t xml:space="preserve">Kami sengaja tidak menggunakan arsitektur yang sepenuhnya opaque untuk submission Tahap 2. XGBoost dipilih karena lebih cocok untuk data tabular dan lebih mudah dipertanggungjawabkan pada konteks kebijakan publik. Bila penilai menelusuri artefaknya, mereka dapat memeriksa:</w:t>
       </w:r>
     </w:p>
     <w:p>
@@ -4094,7 +4094,7 @@
     </w:p>
     <w:p>
       <w:r>
-        <w:t xml:space="preserve">Selain constraint Track C, panitia juga mensyaratkan struktur artefak yang jelas. Paket Tahap 2 untuk LPSE-X disusun agar juri mudah memeriksa ulang komponen utama berikut.</w:t>
+        <w:t xml:space="preserve">Selain constraint Track C, panitia juga mensyaratkan struktur artefak yang jelas. Paket Tahap 2 untuk LPSE-X disusun agar penilai mudah memeriksa ulang komponen utama berikut.</w:t>
       </w:r>
     </w:p>
     <w:tbl>
@@ -4467,12 +4467,12 @@
         </w:numPr>
       </w:pPr>
       <w:r>
-        <w:t xml:space="preserve">Bundle judge-safe — isi folder dibatasi pada proposal, notebook, model, data split, source code inti, dan figures yang benar-benar dipakai juri.</w:t>
-      </w:r>
-    </w:p>
-    <w:p>
-      <w:r>
-        <w:t xml:space="preserve">Pendekatan ini sengaja dibuat judge-safe: yang ditampilkan adalah artefak yang benar-benar dibutuhkan untuk evaluasi, bukan seluruh histori eksperimen internal.</w:t>
+        <w:t xml:space="preserve">Bundle clean-package — isi folder dibatasi pada proposal, notebook, model, data split, source code inti, dan figures yang benar-benar dipakai penilai.</w:t>
+      </w:r>
+    </w:p>
+    <w:p>
+      <w:r>
+        <w:t xml:space="preserve">Pendekatan ini sengaja dibuat clean-package: yang ditampilkan adalah artefak yang benar-benar dibutuhkan untuk evaluasi, bukan seluruh histori eksperimen internal.</w:t>
       </w:r>
     </w:p>
     <w:p>
@@ -4595,7 +4595,7 @@
     </w:p>
     <w:p>
       <w:r>
-        <w:t xml:space="preserve">Justru dengan menyatakan batasan ini secara terbuka, proposal menjadi lebih kuat di hadapan juri: solusi terlihat serius, patuh constraint, dan tidak menjual klaim berlebihan.</w:t>
+        <w:t xml:space="preserve">Justru dengan menyatakan batasan ini secara terbuka, proposal menjadi lebih kuat di hadapan penilai: solusi terlihat serius, patuh constraint, dan tidak menjual klaim berlebihan.</w:t>
       </w:r>
     </w:p>
     <w:p>
@@ -6950,7 +6950,7 @@
     </w:p>
     <w:p>
       <w:r>
-        <w:t xml:space="preserve">Yang kami tawarkan kepada juri bukan sekadar kombinasi XGBoost + SHAP, melainkan sebuah cara yang lebih dapat dipercaya untuk mengubah data pengadaan menjadi prioritas review yang masuk akal, dapat dijelaskan, dan siap dipakai secara lokal. Jika banyak proposal berhenti pada “AI yang akurat”, maka LPSE-X sengaja melangkah satu tahap lebih jauh: AI yang membantu reviewer mengambil keputusan awal dengan lebih cepat, lebih transparan, dan lebih bertanggung jawab.</w:t>
+        <w:t xml:space="preserve">Yang kami tawarkan kepada penilai bukan sekadar kombinasi XGBoost + SHAP, melainkan sebuah cara yang lebih dapat dipercaya untuk mengubah data pengadaan menjadi prioritas review yang masuk akal, dapat dijelaskan, dan siap dipakai secara lokal. Jika banyak proposal berhenti pada “AI yang akurat”, maka LPSE-X sengaja melangkah satu tahap lebih jauh: AI yang membantu reviewer mengambil keputusan awal dengan lebih cepat, lebih transparan, dan lebih bertanggung jawab.</w:t>
       </w:r>
     </w:p>
     <w:sectPr>
